--- a/docs/TISPH/pack/TISPH_Document_Register.docx
+++ b/docs/TISPH/pack/TISPH_Document_Register.docx
@@ -1979,6 +1979,119 @@
           </w:p>
         </w:tc>
       </w:tr>
+      <w:tr>
+        <w:trPr>
+          <w:cantSplit/>
+        </w:trPr>
+        <w:tc>
+          <w:tcPr>
+            <w:tcW w:w="1197" w:type="dxa"/>
+          </w:tcPr>
+          <w:p>
+            <w:pPr>
+              <w:spacing w:before="40" w:after="40" w:line="240" w:lineRule="auto"/>
+            </w:pPr>
+            <w:r>
+              <w:rPr>
+                <w:rFonts w:ascii="Segoe UI" w:hAnsi="Segoe UI" w:cs="Segoe UI" w:eastAsia="Segoe UI"/>
+                <w:sz w:val="16"/>
+                <w:szCs w:val="16"/>
+              </w:rPr>
+              <w:t xml:space="preserve">11 October 2026</w:t>
+            </w:r>
+          </w:p>
+        </w:tc>
+        <w:tc>
+          <w:tcPr>
+            <w:tcW w:w="829" w:type="dxa"/>
+          </w:tcPr>
+          <w:p>
+            <w:pPr>
+              <w:spacing w:before="40" w:after="40" w:line="240" w:lineRule="auto"/>
+            </w:pPr>
+            <w:r>
+              <w:rPr>
+                <w:rFonts w:ascii="Segoe UI" w:hAnsi="Segoe UI" w:cs="Segoe UI" w:eastAsia="Segoe UI"/>
+                <w:sz w:val="16"/>
+                <w:szCs w:val="16"/>
+              </w:rPr>
+              <w:t xml:space="preserve">0.9 Draft</w:t>
+            </w:r>
+          </w:p>
+        </w:tc>
+        <w:tc>
+          <w:tcPr>
+            <w:tcW w:w="1381" w:type="dxa"/>
+          </w:tcPr>
+          <w:p>
+            <w:pPr>
+              <w:spacing w:before="40" w:after="40" w:line="240" w:lineRule="auto"/>
+            </w:pPr>
+            <w:r>
+              <w:rPr>
+                <w:rFonts w:ascii="Segoe UI" w:hAnsi="Segoe UI" w:cs="Segoe UI" w:eastAsia="Segoe UI"/>
+                <w:sz w:val="16"/>
+                <w:szCs w:val="16"/>
+              </w:rPr>
+              <w:t xml:space="preserve">iorta TechNXT</w:t>
+            </w:r>
+          </w:p>
+        </w:tc>
+        <w:tc>
+          <w:tcPr>
+            <w:tcW w:w="1565" w:type="dxa"/>
+          </w:tcPr>
+          <w:p>
+            <w:pPr>
+              <w:spacing w:before="40" w:after="40" w:line="240" w:lineRule="auto"/>
+            </w:pPr>
+            <w:r>
+              <w:rPr>
+                <w:rFonts w:ascii="Segoe UI" w:hAnsi="Segoe UI" w:cs="Segoe UI" w:eastAsia="Segoe UI"/>
+                <w:sz w:val="16"/>
+                <w:szCs w:val="16"/>
+              </w:rPr>
+              <w:t xml:space="preserve">As above</w:t>
+            </w:r>
+          </w:p>
+        </w:tc>
+        <w:tc>
+          <w:tcPr>
+            <w:tcW w:w="1381" w:type="dxa"/>
+          </w:tcPr>
+          <w:p>
+            <w:pPr>
+              <w:spacing w:before="40" w:after="40" w:line="240" w:lineRule="auto"/>
+            </w:pPr>
+            <w:r>
+              <w:rPr>
+                <w:rFonts w:ascii="Segoe UI" w:hAnsi="Segoe UI" w:cs="Segoe UI" w:eastAsia="Segoe UI"/>
+                <w:sz w:val="16"/>
+                <w:szCs w:val="16"/>
+              </w:rPr>
+              <w:t xml:space="preserve">As above</w:t>
+            </w:r>
+          </w:p>
+        </w:tc>
+        <w:tc>
+          <w:tcPr>
+            <w:tcW w:w="2674" w:type="dxa"/>
+          </w:tcPr>
+          <w:p>
+            <w:pPr>
+              <w:spacing w:before="40" w:after="40" w:line="240" w:lineRule="auto"/>
+            </w:pPr>
+            <w:r>
+              <w:rPr>
+                <w:rFonts w:ascii="Segoe UI" w:hAnsi="Segoe UI" w:cs="Segoe UI" w:eastAsia="Segoe UI"/>
+                <w:sz w:val="16"/>
+                <w:szCs w:val="16"/>
+              </w:rPr>
+              <w:t xml:space="preserve">Documentation cleanup of 11 October 2026: DR-17 (UAT scripts per TISPH role), DR-19 (support procedure tailored), DR-20 and DR-21 (TISPH user manual and role chapters built, Draft; generic role decks retired) and the file references of section 4.5 updated; Per module or Planned count 8.</w:t>
+            </w:r>
+          </w:p>
+        </w:tc>
+      </w:tr>
     </w:tbl>
     <w:p xmlns:a="http://schemas.openxmlformats.org/drawingml/2006/main" xmlns:pic="http://schemas.openxmlformats.org/drawingml/2006/picture">
       <w:pPr>
@@ -4512,7 +4625,7 @@
                 <w:sz w:val="16"/>
                 <w:szCs w:val="16"/>
               </w:rPr>
-              <w:t xml:space="preserve">9</w:t>
+              <w:t xml:space="preserve">8</w:t>
             </w:r>
           </w:p>
         </w:tc>
@@ -8892,7 +9005,7 @@
                 <w:sz w:val="16"/>
                 <w:szCs w:val="16"/>
               </w:rPr>
-              <w:t xml:space="preserve">Exists in repo (automated, generic UAT scripts); Per module (TISPH UAT cases)</w:t>
+              <w:t xml:space="preserve">Exists in repo (automated tests, UAT scripts per TISPH role); Per module (TISPH UAT cases)</w:t>
             </w:r>
           </w:p>
         </w:tc>
@@ -9000,7 +9113,7 @@
                 <w:sz w:val="16"/>
                 <w:szCs w:val="16"/>
               </w:rPr>
-              <w:t xml:space="preserve">; role-based UAT scripts </w:t>
+              <w:t xml:space="preserve">; role-based UAT scripts docs/onboarding/UAT_SCRIPTS.md (TISPH roles)</w:t>
             </w:r>
             <w:r>
               <w:rPr>
@@ -9010,15 +9123,15 @@
                 <w:szCs w:val="14"/>
                 <w:shd w:val="clear" w:color="auto" w:fill="F3F5F8"/>
               </w:rPr>
-              <w:t xml:space="preserve">docs/onboarding/UAT_SCRIPTS.md</w:t>
-            </w:r>
-            <w:r>
-              <w:rPr>
-                <w:rFonts w:ascii="Segoe UI" w:hAnsi="Segoe UI" w:cs="Segoe UI" w:eastAsia="Segoe UI"/>
-                <w:sz w:val="16"/>
-                <w:szCs w:val="16"/>
-              </w:rPr>
-              <w:t xml:space="preserve"> (generic broker roles)</w:t>
+              <w:t xml:space="preserve"/>
+            </w:r>
+            <w:r>
+              <w:rPr>
+                <w:rFonts w:ascii="Segoe UI" w:hAnsi="Segoe UI" w:cs="Segoe UI" w:eastAsia="Segoe UI"/>
+                <w:sz w:val="16"/>
+                <w:szCs w:val="16"/>
+              </w:rPr>
+              <w:t xml:space="preserve"/>
             </w:r>
           </w:p>
         </w:tc>
@@ -9733,15 +9846,15 @@
                 <w:szCs w:val="14"/>
                 <w:shd w:val="clear" w:color="auto" w:fill="F3F5F8"/>
               </w:rPr>
-              <w:t xml:space="preserve">SUPPORT_AND_ESCALATION.md</w:t>
-            </w:r>
-            <w:r>
-              <w:rPr>
-                <w:rFonts w:ascii="Segoe UI" w:hAnsi="Segoe UI" w:cs="Segoe UI" w:eastAsia="Segoe UI"/>
-                <w:sz w:val="16"/>
-                <w:szCs w:val="16"/>
-              </w:rPr>
-              <w:t xml:space="preserve"> still describes generic product jobs removed from the TISPH build and the generic release route: tailoring is Planned (P29, DA-4). Support hours and channels need the support agreement (P1, P2).</w:t>
+              <w:t xml:space="preserve">SUPPORT_AND_ESCALATION.md was tailored for TISPH on 11 October 2026 (jobs of removed modules taken out, TISPH release route).</w:t>
+            </w:r>
+            <w:r>
+              <w:rPr>
+                <w:rFonts w:ascii="Segoe UI" w:hAnsi="Segoe UI" w:cs="Segoe UI" w:eastAsia="Segoe UI"/>
+                <w:sz w:val="16"/>
+                <w:szCs w:val="16"/>
+              </w:rPr>
+              <w:t xml:space="preserve"> Support hours and channels need the support agreement (P1, P2).</w:t>
             </w:r>
           </w:p>
         </w:tc>
@@ -10015,7 +10128,7 @@
                 <w:sz w:val="16"/>
                 <w:szCs w:val="16"/>
               </w:rPr>
-              <w:t xml:space="preserve">Exists in repo (base edition); Planned (TISPH edition)</w:t>
+              <w:t xml:space="preserve">Exists in repo (TISPH edition, Draft)</w:t>
             </w:r>
           </w:p>
         </w:tc>
@@ -10033,7 +10146,7 @@
                 <w:sz w:val="16"/>
                 <w:szCs w:val="16"/>
               </w:rPr>
-              <w:t xml:space="preserve">Base edition 1.2.6, served in the application Help panel (F1): </w:t>
+              <w:t xml:space="preserve">TISPH edition, PH Version 1.3, served in the application Help panel (F1): brokerverse/public/help/ (user-manual.html, TISPH_User_Manual.docx and .pdf, sections.json); source docs/TISPH/manual/. The product base edition stays as the source of other editions: docs/package/source/user-manual.md, docs/package/05_Delivery/BrokerVerse_User_Manual.*. First-use guide docs/onboarding/GETTING_STARTED.md</w:t>
             </w:r>
             <w:r>
               <w:rPr>
@@ -10043,15 +10156,15 @@
                 <w:szCs w:val="14"/>
                 <w:shd w:val="clear" w:color="auto" w:fill="F3F5F8"/>
               </w:rPr>
-              <w:t xml:space="preserve">brokerverse/public/help/</w:t>
-            </w:r>
-            <w:r>
-              <w:rPr>
-                <w:rFonts w:ascii="Segoe UI" w:hAnsi="Segoe UI" w:cs="Segoe UI" w:eastAsia="Segoe UI"/>
-                <w:sz w:val="16"/>
-                <w:szCs w:val="16"/>
-              </w:rPr>
-              <w:t xml:space="preserve"> (</w:t>
+              <w:t xml:space="preserve"/>
+            </w:r>
+            <w:r>
+              <w:rPr>
+                <w:rFonts w:ascii="Segoe UI" w:hAnsi="Segoe UI" w:cs="Segoe UI" w:eastAsia="Segoe UI"/>
+                <w:sz w:val="16"/>
+                <w:szCs w:val="16"/>
+              </w:rPr>
+              <w:t xml:space="preserve"/>
             </w:r>
             <w:r>
               <w:rPr>
@@ -10061,15 +10174,15 @@
                 <w:szCs w:val="14"/>
                 <w:shd w:val="clear" w:color="auto" w:fill="F3F5F8"/>
               </w:rPr>
-              <w:t xml:space="preserve">user-manual.html</w:t>
-            </w:r>
-            <w:r>
-              <w:rPr>
-                <w:rFonts w:ascii="Segoe UI" w:hAnsi="Segoe UI" w:cs="Segoe UI" w:eastAsia="Segoe UI"/>
-                <w:sz w:val="16"/>
-                <w:szCs w:val="16"/>
-              </w:rPr>
-              <w:t xml:space="preserve">, </w:t>
+              <w:t xml:space="preserve"/>
+            </w:r>
+            <w:r>
+              <w:rPr>
+                <w:rFonts w:ascii="Segoe UI" w:hAnsi="Segoe UI" w:cs="Segoe UI" w:eastAsia="Segoe UI"/>
+                <w:sz w:val="16"/>
+                <w:szCs w:val="16"/>
+              </w:rPr>
+              <w:t xml:space="preserve"/>
             </w:r>
             <w:r>
               <w:rPr>
@@ -10079,15 +10192,15 @@
                 <w:szCs w:val="14"/>
                 <w:shd w:val="clear" w:color="auto" w:fill="F3F5F8"/>
               </w:rPr>
-              <w:t xml:space="preserve">BrokerVerse_User_Manual.pdf</w:t>
-            </w:r>
-            <w:r>
-              <w:rPr>
-                <w:rFonts w:ascii="Segoe UI" w:hAnsi="Segoe UI" w:cs="Segoe UI" w:eastAsia="Segoe UI"/>
-                <w:sz w:val="16"/>
-                <w:szCs w:val="16"/>
-              </w:rPr>
-              <w:t xml:space="preserve">, </w:t>
+              <w:t xml:space="preserve"/>
+            </w:r>
+            <w:r>
+              <w:rPr>
+                <w:rFonts w:ascii="Segoe UI" w:hAnsi="Segoe UI" w:cs="Segoe UI" w:eastAsia="Segoe UI"/>
+                <w:sz w:val="16"/>
+                <w:szCs w:val="16"/>
+              </w:rPr>
+              <w:t xml:space="preserve"/>
             </w:r>
             <w:r>
               <w:rPr>
@@ -10097,15 +10210,15 @@
                 <w:szCs w:val="14"/>
                 <w:shd w:val="clear" w:color="auto" w:fill="F3F5F8"/>
               </w:rPr>
-              <w:t xml:space="preserve">sections.json</w:t>
-            </w:r>
-            <w:r>
-              <w:rPr>
-                <w:rFonts w:ascii="Segoe UI" w:hAnsi="Segoe UI" w:cs="Segoe UI" w:eastAsia="Segoe UI"/>
-                <w:sz w:val="16"/>
-                <w:szCs w:val="16"/>
-              </w:rPr>
-              <w:t xml:space="preserve">); source </w:t>
+              <w:t xml:space="preserve"/>
+            </w:r>
+            <w:r>
+              <w:rPr>
+                <w:rFonts w:ascii="Segoe UI" w:hAnsi="Segoe UI" w:cs="Segoe UI" w:eastAsia="Segoe UI"/>
+                <w:sz w:val="16"/>
+                <w:szCs w:val="16"/>
+              </w:rPr>
+              <w:t xml:space="preserve"/>
             </w:r>
             <w:r>
               <w:rPr>
@@ -10115,15 +10228,15 @@
                 <w:szCs w:val="14"/>
                 <w:shd w:val="clear" w:color="auto" w:fill="F3F5F8"/>
               </w:rPr>
-              <w:t xml:space="preserve">docs/package/source/user-manual.md</w:t>
-            </w:r>
-            <w:r>
-              <w:rPr>
-                <w:rFonts w:ascii="Segoe UI" w:hAnsi="Segoe UI" w:cs="Segoe UI" w:eastAsia="Segoe UI"/>
-                <w:sz w:val="16"/>
-                <w:szCs w:val="16"/>
-              </w:rPr>
-              <w:t xml:space="preserve">; Word and PDF in </w:t>
+              <w:t xml:space="preserve"/>
+            </w:r>
+            <w:r>
+              <w:rPr>
+                <w:rFonts w:ascii="Segoe UI" w:hAnsi="Segoe UI" w:cs="Segoe UI" w:eastAsia="Segoe UI"/>
+                <w:sz w:val="16"/>
+                <w:szCs w:val="16"/>
+              </w:rPr>
+              <w:t xml:space="preserve"/>
             </w:r>
             <w:r>
               <w:rPr>
@@ -10133,15 +10246,15 @@
                 <w:szCs w:val="14"/>
                 <w:shd w:val="clear" w:color="auto" w:fill="F3F5F8"/>
               </w:rPr>
-              <w:t xml:space="preserve">docs/package/05_Delivery/BrokerVerse_User_Manual.*</w:t>
-            </w:r>
-            <w:r>
-              <w:rPr>
-                <w:rFonts w:ascii="Segoe UI" w:hAnsi="Segoe UI" w:cs="Segoe UI" w:eastAsia="Segoe UI"/>
-                <w:sz w:val="16"/>
-                <w:szCs w:val="16"/>
-              </w:rPr>
-              <w:t xml:space="preserve">. First-use guide </w:t>
+              <w:t xml:space="preserve"/>
+            </w:r>
+            <w:r>
+              <w:rPr>
+                <w:rFonts w:ascii="Segoe UI" w:hAnsi="Segoe UI" w:cs="Segoe UI" w:eastAsia="Segoe UI"/>
+                <w:sz w:val="16"/>
+                <w:szCs w:val="16"/>
+              </w:rPr>
+              <w:t xml:space="preserve"/>
             </w:r>
             <w:r>
               <w:rPr>
@@ -10151,7 +10264,7 @@
                 <w:szCs w:val="14"/>
                 <w:shd w:val="clear" w:color="auto" w:fill="F3F5F8"/>
               </w:rPr>
-              <w:t xml:space="preserve">docs/onboarding/GETTING_STARTED.md</w:t>
+              <w:t xml:space="preserve"/>
             </w:r>
           </w:p>
         </w:tc>
@@ -10205,7 +10318,7 @@
                 <w:sz w:val="16"/>
                 <w:szCs w:val="16"/>
               </w:rPr>
-              <w:t xml:space="preserve">The base edition names the generic broker roles. TISPH edition Planned (GP-12): work packages MAN-A (engineering) and MAN-B (content, screenshots, sign-off); TISPH decisions D1 to D14 (system name, document control, logo, role chapter names, language and others).</w:t>
+              <w:t xml:space="preserve">The TISPH edition is built (work packages MAN-A and MAN-B) and shows Draft until TISPH signs it off (GP-12); TISPH decisions D1 to D14 (system name, document control, logo, role chapter names, language and others) are open.</w:t>
             </w:r>
           </w:p>
         </w:tc>
@@ -10264,7 +10377,7 @@
                 <w:sz w:val="16"/>
                 <w:szCs w:val="16"/>
               </w:rPr>
-              <w:t xml:space="preserve">Exists in repo (generic role decks); Planned (TISPH personas)</w:t>
+              <w:t xml:space="preserve">Exists in repo (TISPH role chapters, Draft); Planned (persona training scripts)</w:t>
             </w:r>
           </w:p>
         </w:tc>
@@ -10282,7 +10395,7 @@
                 <w:sz w:val="16"/>
                 <w:szCs w:val="16"/>
               </w:rPr>
-              <w:t xml:space="preserve">Seven role decks for the generic broker roles: </w:t>
+              <w:t xml:space="preserve">One chapter per TISPH role in the TISPH user manual: docs/TISPH/manual/chapters/role-*.md, with the generated menus, access, approvals and segregation of duties of each role (docs/TISPH/manual/generated/roles/). The generic role decks (docs/decks/) were retired on 11 October 2026. TISPH personas and their training curriculum: docs/TISPH/pack/TISPH_Delivery_Governance.docx sections 3.2 and 11.3</w:t>
             </w:r>
             <w:r>
               <w:rPr>
@@ -10292,15 +10405,15 @@
                 <w:szCs w:val="14"/>
                 <w:shd w:val="clear" w:color="auto" w:fill="F3F5F8"/>
               </w:rPr>
-              <w:t xml:space="preserve">docs/decks/*.pptx</w:t>
-            </w:r>
-            <w:r>
-              <w:rPr>
-                <w:rFonts w:ascii="Segoe UI" w:hAnsi="Segoe UI" w:cs="Segoe UI" w:eastAsia="Segoe UI"/>
-                <w:sz w:val="16"/>
-                <w:szCs w:val="16"/>
-              </w:rPr>
-              <w:t xml:space="preserve"> (index </w:t>
+              <w:t xml:space="preserve"/>
+            </w:r>
+            <w:r>
+              <w:rPr>
+                <w:rFonts w:ascii="Segoe UI" w:hAnsi="Segoe UI" w:cs="Segoe UI" w:eastAsia="Segoe UI"/>
+                <w:sz w:val="16"/>
+                <w:szCs w:val="16"/>
+              </w:rPr>
+              <w:t xml:space="preserve"/>
             </w:r>
             <w:r>
               <w:rPr>
@@ -10310,15 +10423,15 @@
                 <w:szCs w:val="14"/>
                 <w:shd w:val="clear" w:color="auto" w:fill="F3F5F8"/>
               </w:rPr>
-              <w:t xml:space="preserve">docs/decks/README.md</w:t>
-            </w:r>
-            <w:r>
-              <w:rPr>
-                <w:rFonts w:ascii="Segoe UI" w:hAnsi="Segoe UI" w:cs="Segoe UI" w:eastAsia="Segoe UI"/>
-                <w:sz w:val="16"/>
-                <w:szCs w:val="16"/>
-              </w:rPr>
-              <w:t xml:space="preserve">). TISPH personas and their training curriculum: </w:t>
+              <w:t xml:space="preserve"/>
+            </w:r>
+            <w:r>
+              <w:rPr>
+                <w:rFonts w:ascii="Segoe UI" w:hAnsi="Segoe UI" w:cs="Segoe UI" w:eastAsia="Segoe UI"/>
+                <w:sz w:val="16"/>
+                <w:szCs w:val="16"/>
+              </w:rPr>
+              <w:t xml:space="preserve"/>
             </w:r>
             <w:r>
               <w:rPr>
@@ -10328,15 +10441,15 @@
                 <w:szCs w:val="14"/>
                 <w:shd w:val="clear" w:color="auto" w:fill="F3F5F8"/>
               </w:rPr>
-              <w:t xml:space="preserve">docs/TISPH/pack/TISPH_Delivery_Governance.docx</w:t>
-            </w:r>
-            <w:r>
-              <w:rPr>
-                <w:rFonts w:ascii="Segoe UI" w:hAnsi="Segoe UI" w:cs="Segoe UI" w:eastAsia="Segoe UI"/>
-                <w:sz w:val="16"/>
-                <w:szCs w:val="16"/>
-              </w:rPr>
-              <w:t xml:space="preserve"> sections 3.2 and 11.3</w:t>
+              <w:t xml:space="preserve"/>
+            </w:r>
+            <w:r>
+              <w:rPr>
+                <w:rFonts w:ascii="Segoe UI" w:hAnsi="Segoe UI" w:cs="Segoe UI" w:eastAsia="Segoe UI"/>
+                <w:sz w:val="16"/>
+                <w:szCs w:val="16"/>
+              </w:rPr>
+              <w:t xml:space="preserve"/>
             </w:r>
           </w:p>
         </w:tc>
@@ -10390,7 +10503,7 @@
                 <w:sz w:val="16"/>
                 <w:szCs w:val="16"/>
               </w:rPr>
-              <w:t xml:space="preserve">Planned: one manual chapter per TISPH role in MAN-B (GP-12, decision D4 "role chapter names"); persona training scripts (governance risk R-21).</w:t>
+              <w:t xml:space="preserve">Role chapters built, Draft until TISPH sign-off (GP-12, decision D4 "role chapter names"); persona training scripts Planned (governance risk R-21).</w:t>
             </w:r>
           </w:p>
         </w:tc>
@@ -14811,7 +14924,7 @@
                 <w:sz w:val="16"/>
                 <w:szCs w:val="16"/>
               </w:rPr>
-              <w:t xml:space="preserve">TISPH edition of the user manual and persona chapters</w:t>
+              <w:t xml:space="preserve">TISPH sign-off of the user manual and its persona chapters (Draft); persona training scripts</w:t>
             </w:r>
           </w:p>
         </w:tc>
@@ -14829,7 +14942,7 @@
                 <w:sz w:val="16"/>
                 <w:szCs w:val="16"/>
               </w:rPr>
-              <w:t xml:space="preserve">MAN-A, MAN-B; decisions D1 to D14</w:t>
+              <w:t xml:space="preserve">Decisions D1 to D14 (GP-12)</w:t>
             </w:r>
           </w:p>
         </w:tc>
@@ -14847,7 +14960,7 @@
                 <w:sz w:val="16"/>
                 <w:szCs w:val="16"/>
               </w:rPr>
-              <w:t xml:space="preserve">MAN-B is the last work package of the build plan (wave 3)</w:t>
+              <w:t xml:space="preserve">Before gate 2 (UAT sign-off); the chapters are built</w:t>
             </w:r>
           </w:p>
         </w:tc>
@@ -16468,13 +16581,13 @@
           <w:color w:val="1F3B57"/>
           <w:shd w:val="clear" w:color="auto" w:fill="F3F5F8"/>
         </w:rPr>
-        <w:t xml:space="preserve">brokerverse/public/help/BrokerVerse_User_Manual.pdf</w:t>
+        <w:t xml:space="preserve">brokerverse/public/help/TISPH_User_Manual.docx and .pdf, brokerverse/public/help/sections.json (TISPH edition 1.3)</w:t>
       </w:r>
       <w:r>
         <w:rPr>
           <w:rFonts w:ascii="Segoe UI" w:hAnsi="Segoe UI" w:cs="Segoe UI" w:eastAsia="Segoe UI"/>
         </w:rPr>
-        <w:t xml:space="preserve">, </w:t>
+        <w:t xml:space="preserve"/>
       </w:r>
       <w:r>
         <w:rPr>
@@ -16482,13 +16595,13 @@
           <w:color w:val="1F3B57"/>
           <w:shd w:val="clear" w:color="auto" w:fill="F3F5F8"/>
         </w:rPr>
-        <w:t xml:space="preserve">brokerverse/public/help/sections.json</w:t>
+        <w:t xml:space="preserve"/>
       </w:r>
       <w:r>
         <w:rPr>
           <w:rFonts w:ascii="Segoe UI" w:hAnsi="Segoe UI" w:cs="Segoe UI" w:eastAsia="Segoe UI"/>
         </w:rPr>
-        <w:t xml:space="preserve"> (version 1.2.6), </w:t>
+        <w:t xml:space="preserve">, </w:t>
       </w:r>
       <w:r>
         <w:rPr>
@@ -16514,13 +16627,13 @@
           <w:color w:val="1F3B57"/>
           <w:shd w:val="clear" w:color="auto" w:fill="F3F5F8"/>
         </w:rPr>
-        <w:t xml:space="preserve">docs/package/source/user-manual.md</w:t>
+        <w:t xml:space="preserve">docs/TISPH/manual/ (README.md, manual.json, chapters/, generated/); base edition docs/package/source/user-manual.md, docs/package/05_Delivery/BrokerVerse_User_Manual.docx and .pdf</w:t>
       </w:r>
       <w:r>
         <w:rPr>
           <w:rFonts w:ascii="Segoe UI" w:hAnsi="Segoe UI" w:cs="Segoe UI" w:eastAsia="Segoe UI"/>
         </w:rPr>
-        <w:t xml:space="preserve">, </w:t>
+        <w:t xml:space="preserve"/>
       </w:r>
       <w:r>
         <w:rPr>
@@ -16528,13 +16641,13 @@
           <w:color w:val="1F3B57"/>
           <w:shd w:val="clear" w:color="auto" w:fill="F3F5F8"/>
         </w:rPr>
-        <w:t xml:space="preserve">docs/package/05_Delivery/BrokerVerse_User_Manual.docx</w:t>
+        <w:t xml:space="preserve"/>
       </w:r>
       <w:r>
         <w:rPr>
           <w:rFonts w:ascii="Segoe UI" w:hAnsi="Segoe UI" w:cs="Segoe UI" w:eastAsia="Segoe UI"/>
         </w:rPr>
-        <w:t xml:space="preserve"> and </w:t>
+        <w:t xml:space="preserve"/>
       </w:r>
       <w:r>
         <w:rPr>
@@ -16542,7 +16655,7 @@
           <w:color w:val="1F3B57"/>
           <w:shd w:val="clear" w:color="auto" w:fill="F3F5F8"/>
         </w:rPr>
-        <w:t xml:space="preserve">.pdf</w:t>
+        <w:t xml:space="preserve"/>
       </w:r>
     </w:p>
     <w:p xmlns:a="http://schemas.openxmlformats.org/drawingml/2006/main" xmlns:pic="http://schemas.openxmlformats.org/drawingml/2006/picture">
@@ -16560,13 +16673,13 @@
           <w:color w:val="1F3B57"/>
           <w:shd w:val="clear" w:color="auto" w:fill="F3F5F8"/>
         </w:rPr>
-        <w:t xml:space="preserve">docs/onboarding/GETTING_STARTED.md</w:t>
+        <w:t xml:space="preserve">docs/onboarding/GETTING_STARTED.md; docs/TISPH/manual/chapters/role-*.md</w:t>
       </w:r>
       <w:r>
         <w:rPr>
           <w:rFonts w:ascii="Segoe UI" w:hAnsi="Segoe UI" w:cs="Segoe UI" w:eastAsia="Segoe UI"/>
         </w:rPr>
-        <w:t xml:space="preserve">; </w:t>
+        <w:t xml:space="preserve"/>
       </w:r>
       <w:r>
         <w:rPr>
@@ -16574,13 +16687,13 @@
           <w:color w:val="1F3B57"/>
           <w:shd w:val="clear" w:color="auto" w:fill="F3F5F8"/>
         </w:rPr>
-        <w:t xml:space="preserve">docs/decks/*.pptx</w:t>
+        <w:t xml:space="preserve"/>
       </w:r>
       <w:r>
         <w:rPr>
           <w:rFonts w:ascii="Segoe UI" w:hAnsi="Segoe UI" w:cs="Segoe UI" w:eastAsia="Segoe UI"/>
         </w:rPr>
-        <w:t xml:space="preserve">, </w:t>
+        <w:t xml:space="preserve"/>
       </w:r>
       <w:r>
         <w:rPr>
@@ -16588,7 +16701,7 @@
           <w:color w:val="1F3B57"/>
           <w:shd w:val="clear" w:color="auto" w:fill="F3F5F8"/>
         </w:rPr>
-        <w:t xml:space="preserve">docs/decks/README.md</w:t>
+        <w:t xml:space="preserve"/>
       </w:r>
     </w:p>
     <w:p xmlns:a="http://schemas.openxmlformats.org/drawingml/2006/main" xmlns:pic="http://schemas.openxmlformats.org/drawingml/2006/picture">
